--- a/src/Layers/W1/BaseApp/Foundation/Reporting/ReportParts/HeaderFooterDesign/InternalDefault.docx
+++ b/src/Layers/W1/BaseApp/Foundation/Reporting/ReportParts/HeaderFooterDesign/InternalDefault.docx
@@ -148,7 +148,7 @@
           <w:placeholder>
             <w:docPart w:val="852D8663B36A444B9417763DF163D07D"/>
           </w:placeholder>
-          <w:dataBinding w:prefixMappings="&lt;xmlns:ns0='urn:microsoft-dynamics-nav/reports/Tenant_Report_Defaults/2000000001/' " w:xpath="/ns0:NavWordReportXmlPart[1]/ns0:BCReportInformation[1]/ns0:ReportMetadata[1]/ns0:ReportCaption[1]" w:storeItemID="{00000000-0000-0000-0000-000000000000}"/>
+          <w:dataBinding w:prefixMappings="xmlns:ns0='urn:microsoft-dynamics-nav/reports/Tenant_Report_Defaults/2000000001/' " w:xpath="/ns0:NavWordReportXmlPart[1]/ns0:BCReportInformation[1]/ns0:ReportMetadata[1]/ns0:ReportCaption[1]" w:storeItemID="{6DC8906F-A488-4683-8FC0-899579A07FD1}"/>
           <w15:color w:val="808080"/>
           <w:text/>
         </w:sdtPr>
@@ -187,7 +187,7 @@
               <w:placeholder>
                 <w:docPart w:val="605D149EA44C46D6B18C2A902EDBA438"/>
               </w:placeholder>
-              <w:dataBinding w:prefixMappings="&lt;xmlns:ns0='urn:microsoft-dynamics-nav/reports/Tenant_Report_Defaults/2000000001/' " w:xpath="/ns0:NavWordReportXmlPart[1]/ns0:BCReportInformation[1]/ns0:ReportRequest[1]/ns0:CompanyName[1]" w:storeItemID="{00000000-0000-0000-0000-000000000000}"/>
+              <w:dataBinding w:prefixMappings="xmlns:ns0='urn:microsoft-dynamics-nav/reports/Tenant_Report_Defaults/2000000001/' " w:xpath="/ns0:NavWordReportXmlPart[1]/ns0:BCReportInformation[1]/ns0:ReportRequest[1]/ns0:CompanyName[1]" w:storeItemID="{6DC8906F-A488-4683-8FC0-899579A07FD1}"/>
               <w15:color w:val="808080"/>
               <w:text/>
             </w:sdtPr>
@@ -299,7 +299,7 @@
           <w:placeholder>
             <w:docPart w:val="EB283C02E162490FB3442618C87519C0"/>
           </w:placeholder>
-          <w:dataBinding w:prefixMappings="&lt;xmlns:ns0='urn:microsoft-dynamics-nav/reports/Tenant_Report_Defaults/2000000001/' " w:xpath="/ns0:NavWordReportXmlPart[1]/ns0:BCReportInformation[1]/ns0:ReportMetadata[1]/ns0:ReportCaption[1]" w:storeItemID="{00000000-0000-0000-0000-000000000000}"/>
+          <w:dataBinding w:prefixMappings="xmlns:ns0='urn:microsoft-dynamics-nav/reports/Tenant_Report_Defaults/2000000001/' " w:xpath="/ns0:NavWordReportXmlPart[1]/ns0:BCReportInformation[1]/ns0:ReportMetadata[1]/ns0:ReportCaption[1]" w:storeItemID="{6DC8906F-A488-4683-8FC0-899579A07FD1}"/>
           <w15:color w:val="808080"/>
           <w:text/>
         </w:sdtPr>
@@ -425,7 +425,7 @@
               <w:placeholder>
                 <w:docPart w:val="D3B4CDE6D08B470FA8554AA903758873"/>
               </w:placeholder>
-              <w:dataBinding w:prefixMappings="&lt;xmlns:ns0='urn:microsoft-dynamics-nav/reports/Tenant_Report_Defaults/2000000001/' " w:xpath="/ns0:NavWordReportXmlPart[1]/ns0:BCReportInformation[1]/ns0:ReportRequest[1]/ns0:CompanyName[1]" w:storeItemID="{00000000-0000-0000-0000-000000000000}"/>
+              <w:dataBinding w:prefixMappings="xmlns:ns0='urn:microsoft-dynamics-nav/reports/Tenant_Report_Defaults/2000000001/' " w:xpath="/ns0:NavWordReportXmlPart[1]/ns0:BCReportInformation[1]/ns0:ReportRequest[1]/ns0:CompanyName[1]" w:storeItemID="{6DC8906F-A488-4683-8FC0-899579A07FD1}"/>
               <w15:color w:val="808080"/>
               <w:text/>
             </w:sdtPr>
@@ -473,7 +473,7 @@
               <w:placeholder>
                 <w:docPart w:val="4D3BB48ED55043B590BE4BBB21FD877B"/>
               </w:placeholder>
-              <w:dataBinding w:prefixMappings="&lt;xmlns:ns0='urn:microsoft-dynamics-nav/reports/Tenant_Report_Defaults/2000000001/' " w:xpath="/ns0:NavWordReportXmlPart[1]/ns0:BCReportInformation[1]/ns0:ReportRequest[1]/ns0:UserName[1]" w:storeItemID="{00000000-0000-0000-0000-000000000000}"/>
+              <w:dataBinding w:prefixMappings="xmlns:ns0='urn:microsoft-dynamics-nav/reports/Tenant_Report_Defaults/2000000001/' " w:xpath="/ns0:NavWordReportXmlPart[1]/ns0:BCReportInformation[1]/ns0:ReportRequest[1]/ns0:UserName[1]" w:storeItemID="{6DC8906F-A488-4683-8FC0-899579A07FD1}"/>
               <w15:color w:val="808080"/>
               <w:text/>
             </w:sdtPr>

--- a/src/Layers/W1/BaseApp/Foundation/Reporting/ReportParts/HeaderFooterDesign/InternalDefault.docx
+++ b/src/Layers/W1/BaseApp/Foundation/Reporting/ReportParts/HeaderFooterDesign/InternalDefault.docx
@@ -137,11 +137,6 @@
       </w:trPr>
       <w:sdt>
         <w:sdtPr>
-          <w:rPr>
-            <w:rFonts w:asciiTheme="majorHAnsi" w:hAnsiTheme="majorHAnsi" w:cstheme="majorHAnsi"/>
-            <w:sz w:val="20"/>
-            <w:szCs w:val="20"/>
-          </w:rPr>
           <w:alias w:val="ReportCaption"/>
           <w:tag w:val="#BC:InsertDataItem,BCReportInformation/ReportMetadata/ReportCaption"/>
           <w:id w:val="1949888686"/>
@@ -152,19 +147,16 @@
           <w15:color w:val="808080"/>
           <w:text/>
         </w:sdtPr>
-        <w:sdtEndPr/>
         <w:sdtContent>
           <w:tc>
             <w:tcPr>
               <w:tcW w:w="2358" w:type="pct"/>
             </w:tcPr>
             <w:p>
+              <w:pPr>
+                <w:pStyle w:val="BCLabel"/>
+              </w:pPr>
               <w:r>
-                <w:rPr>
-                  <w:rFonts w:asciiTheme="majorHAnsi" w:hAnsiTheme="majorHAnsi" w:cstheme="majorHAnsi"/>
-                  <w:sz w:val="20"/>
-                  <w:szCs w:val="20"/>
-                </w:rPr>
                 <w:t>Report Caption</w:t>
               </w:r>
             </w:p>
@@ -191,7 +183,6 @@
               <w15:color w:val="808080"/>
               <w:text/>
             </w:sdtPr>
-            <w:sdtEndPr/>
             <w:sdtContent>
               <w:r>
                 <w:t>Cronus</w:t>
@@ -208,9 +199,6 @@
             <w:fldChar w:fldCharType="begin"/>
           </w:r>
           <w:r>
-            <w:rPr>
-              <w:rFonts w:ascii="Segoe UI" w:hAnsi="Segoe UI" w:cs="Segoe UI"/>
-            </w:rPr>
             <w:instrText xml:space="preserve"> DATE \@ "dddd, d MMMM yyyy" </w:instrText>
           </w:r>
           <w:r>
@@ -218,10 +206,9 @@
           </w:r>
           <w:r>
             <w:rPr>
-              <w:rFonts w:eastAsia="Times New Roman"/>
-              <w:lang w:eastAsia="ja-JP"/>
+              <w:noProof/>
             </w:rPr>
-            <w:t>Thursday, 10 September 2026</w:t>
+            <w:t>Friday, 9 October 2026</w:t>
           </w:r>
           <w:r>
             <w:fldChar w:fldCharType="end"/>
@@ -303,7 +290,6 @@
           <w15:color w:val="808080"/>
           <w:text/>
         </w:sdtPr>
-        <w:sdtEndPr/>
         <w:sdtContent>
           <w:tc>
             <w:tcPr>
@@ -333,7 +319,6 @@
               <w:docPartUnique/>
             </w:docPartObj>
           </w:sdtPr>
-          <w:sdtEndPr/>
           <w:sdtContent>
             <w:p>
               <w:pPr>
@@ -390,19 +375,7 @@
             <w:rPr>
               <w:noProof/>
             </w:rPr>
-            <w:t>Thursday, 10 September</w:t>
-          </w:r>
-          <w:r>
-            <w:rPr>
-              <w:noProof/>
-            </w:rPr>
-            <w:t>,</w:t>
-          </w:r>
-          <w:r>
-            <w:rPr>
-              <w:noProof/>
-            </w:rPr>
-            <w:t xml:space="preserve"> 2026</w:t>
+            <w:t>Friday, 9 October 2026</w:t>
           </w:r>
           <w:r>
             <w:fldChar w:fldCharType="end"/>
@@ -429,7 +402,6 @@
               <w15:color w:val="808080"/>
               <w:text/>
             </w:sdtPr>
-            <w:sdtEndPr/>
             <w:sdtContent>
               <w:r>
                 <w:t>Cronus</w:t>
@@ -477,7 +449,6 @@
               <w15:color w:val="808080"/>
               <w:text/>
             </w:sdtPr>
-            <w:sdtEndPr/>
             <w:sdtContent>
               <w:proofErr w:type="spellStart"/>
               <w:r>
@@ -1818,15 +1789,14 @@
   <w:style w:type="paragraph" w:default="1" w:styleId="Normal">
     <w:name w:val="Normal"/>
     <w:qFormat/>
-    <w:rsid w:val="00366559"/>
+    <w:rsid w:val="001D4242"/>
     <w:pPr>
       <w:spacing w:line="278" w:lineRule="auto"/>
     </w:pPr>
     <w:rPr>
-      <w:color w:val="242424" w:themeColor="text1"/>
-      <w:kern w:val="2"/>
-      <w:sz w:val="16"/>
-      <w:szCs w:val="16"/>
+      <w:kern w:val="2"/>
+      <w:sz w:val="24"/>
+      <w:szCs w:val="24"/>
       <w14:ligatures w14:val="standardContextual"/>
     </w:rPr>
   </w:style>
@@ -2017,7 +1987,7 @@
     <w:uiPriority w:val="1"/>
     <w:semiHidden/>
     <w:unhideWhenUsed/>
-    <w:rsid w:val="00366559"/>
+    <w:rsid w:val="001D4242"/>
   </w:style>
   <w:style w:type="table" w:default="1" w:styleId="TableNormal">
     <w:name w:val="Normal Table"/>
@@ -2039,7 +2009,7 @@
     <w:uiPriority w:val="99"/>
     <w:semiHidden/>
     <w:unhideWhenUsed/>
-    <w:rsid w:val="00366559"/>
+    <w:rsid w:val="001D4242"/>
   </w:style>
   <w:style w:type="table" w:styleId="TableGrid">
     <w:name w:val="Table Grid"/>
@@ -28719,7 +28689,6 @@
     <w:basedOn w:val="NoSpacing"/>
     <w:next w:val="Normal"/>
     <w:uiPriority w:val="2"/>
-    <w:qFormat/>
     <w:rsid w:val="00366559"/>
     <w:pPr>
       <w:keepNext/>
@@ -28733,7 +28702,6 @@
     <w:basedOn w:val="BCLabel"/>
     <w:next w:val="Normal"/>
     <w:uiPriority w:val="2"/>
-    <w:qFormat/>
     <w:rsid w:val="00366559"/>
     <w:rPr>
       <w14:numSpacing w14:val="tabular"/>
@@ -28744,7 +28712,6 @@
     <w:basedOn w:val="NoSpacing"/>
     <w:next w:val="Normal"/>
     <w:uiPriority w:val="2"/>
-    <w:qFormat/>
     <w:rsid w:val="00366559"/>
     <w:rPr>
       <w14:numSpacing w14:val="tabular"/>
@@ -28755,7 +28722,6 @@
     <w:basedOn w:val="Quote"/>
     <w:next w:val="Normal"/>
     <w:uiPriority w:val="2"/>
-    <w:qFormat/>
     <w:rsid w:val="00366559"/>
     <w:pPr>
       <w:numPr>
@@ -29208,21 +29174,19 @@
     <w:sig w:usb0="00000001" w:usb1="10000040" w:usb2="00000000" w:usb3="00000000" w:csb0="80000001" w:csb1="00000000"/>
   </w:font>
   <w:font w:name="IDAutomation2D">
-    <w:altName w:val="Times New Roman"/>
+    <w:altName w:val="Cambria"/>
     <w:charset w:val="00"/>
     <w:family w:val="auto"/>
     <w:pitch w:val="variable"/>
     <w:sig w:usb0="00000003" w:usb1="10000000" w:usb2="00000000" w:usb3="00000000" w:csb0="80000001" w:csb1="00000000"/>
   </w:font>
   <w:font w:name="Aptos">
-    <w:panose1 w:val="020B0004020202020204"/>
     <w:charset w:val="00"/>
     <w:family w:val="swiss"/>
     <w:pitch w:val="variable"/>
     <w:sig w:usb0="20000287" w:usb1="00000003" w:usb2="00000000" w:usb3="00000000" w:csb0="0000019F" w:csb1="00000000"/>
   </w:font>
   <w:font w:name="Aptos Display">
-    <w:panose1 w:val="020B0004020202020204"/>
     <w:charset w:val="00"/>
     <w:family w:val="swiss"/>
     <w:pitch w:val="variable"/>
@@ -29302,6 +29266,8 @@
     <w:rsid w:val="0081718A"/>
     <w:rsid w:val="00822ACB"/>
     <w:rsid w:val="00825186"/>
+    <w:rsid w:val="00827C01"/>
+    <w:rsid w:val="0084429B"/>
     <w:rsid w:val="0087642A"/>
     <w:rsid w:val="0089757A"/>
     <w:rsid w:val="008A720C"/>
@@ -29799,9 +29765,8 @@
       <w:color w:val="808080"/>
     </w:rPr>
   </w:style>
-  <w:style w:type="paragraph" w:customStyle="1" w:styleId="F7A9298D2A7A4A20BCAC917B1E24EDC2">
-    <w:name w:val="F7A9298D2A7A4A20BCAC917B1E24EDC2"/>
-    <w:rsid w:val="003019DC"/>
+  <w:style w:type="paragraph" w:customStyle="1" w:styleId="852D8663B36A444B9417763DF163D07D">
+    <w:name w:val="852D8663B36A444B9417763DF163D07D"/>
     <w:pPr>
       <w:spacing w:line="278" w:lineRule="auto"/>
     </w:pPr>
@@ -29809,12 +29774,12 @@
       <w:kern w:val="2"/>
       <w:sz w:val="24"/>
       <w:szCs w:val="24"/>
-      <w14:ligatures w14:val="standardContextual"/>
-    </w:rPr>
-  </w:style>
-  <w:style w:type="paragraph" w:customStyle="1" w:styleId="FD3B8A2C8268441380E9F1C808C678E3">
-    <w:name w:val="FD3B8A2C8268441380E9F1C808C678E3"/>
-    <w:rsid w:val="00564353"/>
+      <w:lang/>
+      <w14:ligatures w14:val="standardContextual"/>
+    </w:rPr>
+  </w:style>
+  <w:style w:type="paragraph" w:customStyle="1" w:styleId="605D149EA44C46D6B18C2A902EDBA438">
+    <w:name w:val="605D149EA44C46D6B18C2A902EDBA438"/>
     <w:pPr>
       <w:spacing w:line="278" w:lineRule="auto"/>
     </w:pPr>
@@ -29822,12 +29787,12 @@
       <w:kern w:val="2"/>
       <w:sz w:val="24"/>
       <w:szCs w:val="24"/>
-      <w14:ligatures w14:val="standardContextual"/>
-    </w:rPr>
-  </w:style>
-  <w:style w:type="paragraph" w:customStyle="1" w:styleId="598DD48DBA50438485699B62C5242517">
-    <w:name w:val="598DD48DBA50438485699B62C5242517"/>
-    <w:rsid w:val="00564353"/>
+      <w:lang/>
+      <w14:ligatures w14:val="standardContextual"/>
+    </w:rPr>
+  </w:style>
+  <w:style w:type="paragraph" w:customStyle="1" w:styleId="EB283C02E162490FB3442618C87519C0">
+    <w:name w:val="EB283C02E162490FB3442618C87519C0"/>
     <w:pPr>
       <w:spacing w:line="278" w:lineRule="auto"/>
     </w:pPr>
@@ -29835,12 +29800,12 @@
       <w:kern w:val="2"/>
       <w:sz w:val="24"/>
       <w:szCs w:val="24"/>
-      <w14:ligatures w14:val="standardContextual"/>
-    </w:rPr>
-  </w:style>
-  <w:style w:type="paragraph" w:customStyle="1" w:styleId="573506B8F5A7424CB91DC30CA19350B3">
-    <w:name w:val="573506B8F5A7424CB91DC30CA19350B3"/>
-    <w:rsid w:val="00564353"/>
+      <w:lang/>
+      <w14:ligatures w14:val="standardContextual"/>
+    </w:rPr>
+  </w:style>
+  <w:style w:type="paragraph" w:customStyle="1" w:styleId="D3B4CDE6D08B470FA8554AA903758873">
+    <w:name w:val="D3B4CDE6D08B470FA8554AA903758873"/>
     <w:pPr>
       <w:spacing w:line="278" w:lineRule="auto"/>
     </w:pPr>
@@ -29848,11 +29813,12 @@
       <w:kern w:val="2"/>
       <w:sz w:val="24"/>
       <w:szCs w:val="24"/>
-      <w14:ligatures w14:val="standardContextual"/>
-    </w:rPr>
-  </w:style>
-  <w:style w:type="paragraph" w:customStyle="1" w:styleId="C12F980E567442AFA35386F1C88057B6">
-    <w:name w:val="C12F980E567442AFA35386F1C88057B6"/>
+      <w:lang/>
+      <w14:ligatures w14:val="standardContextual"/>
+    </w:rPr>
+  </w:style>
+  <w:style w:type="paragraph" w:customStyle="1" w:styleId="4D3BB48ED55043B590BE4BBB21FD877B">
+    <w:name w:val="4D3BB48ED55043B590BE4BBB21FD877B"/>
     <w:pPr>
       <w:spacing w:line="278" w:lineRule="auto"/>
     </w:pPr>
@@ -29860,123 +29826,7 @@
       <w:kern w:val="2"/>
       <w:sz w:val="24"/>
       <w:szCs w:val="24"/>
-      <w14:ligatures w14:val="standardContextual"/>
-    </w:rPr>
-  </w:style>
-  <w:style w:type="paragraph" w:customStyle="1" w:styleId="852D8663B36A444B9417763DF163D07D">
-    <w:name w:val="852D8663B36A444B9417763DF163D07D"/>
-    <w:pPr>
-      <w:spacing w:line="278" w:lineRule="auto"/>
-    </w:pPr>
-    <w:rPr>
-      <w:kern w:val="2"/>
-      <w:sz w:val="24"/>
-      <w:szCs w:val="24"/>
-      <w:lang w:val="en-DK" w:eastAsia="en-DK"/>
-      <w14:ligatures w14:val="standardContextual"/>
-    </w:rPr>
-  </w:style>
-  <w:style w:type="paragraph" w:customStyle="1" w:styleId="605D149EA44C46D6B18C2A902EDBA438">
-    <w:name w:val="605D149EA44C46D6B18C2A902EDBA438"/>
-    <w:pPr>
-      <w:spacing w:line="278" w:lineRule="auto"/>
-    </w:pPr>
-    <w:rPr>
-      <w:kern w:val="2"/>
-      <w:sz w:val="24"/>
-      <w:szCs w:val="24"/>
-      <w:lang w:val="en-DK" w:eastAsia="en-DK"/>
-      <w14:ligatures w14:val="standardContextual"/>
-    </w:rPr>
-  </w:style>
-  <w:style w:type="paragraph" w:customStyle="1" w:styleId="834F8CA49BCD4E5DBD4C79F39EAD7E7E">
-    <w:name w:val="834F8CA49BCD4E5DBD4C79F39EAD7E7E"/>
-    <w:pPr>
-      <w:spacing w:line="278" w:lineRule="auto"/>
-    </w:pPr>
-    <w:rPr>
-      <w:kern w:val="2"/>
-      <w:sz w:val="24"/>
-      <w:szCs w:val="24"/>
-      <w:lang w:val="en-DK" w:eastAsia="en-DK"/>
-      <w14:ligatures w14:val="standardContextual"/>
-    </w:rPr>
-  </w:style>
-  <w:style w:type="paragraph" w:customStyle="1" w:styleId="ED21D57C3D7248B7872041CBAB2A2252">
-    <w:name w:val="ED21D57C3D7248B7872041CBAB2A2252"/>
-    <w:pPr>
-      <w:spacing w:line="278" w:lineRule="auto"/>
-    </w:pPr>
-    <w:rPr>
-      <w:kern w:val="2"/>
-      <w:sz w:val="24"/>
-      <w:szCs w:val="24"/>
-      <w:lang w:val="en-DK" w:eastAsia="en-DK"/>
-      <w14:ligatures w14:val="standardContextual"/>
-    </w:rPr>
-  </w:style>
-  <w:style w:type="paragraph" w:customStyle="1" w:styleId="EB283C02E162490FB3442618C87519C0">
-    <w:name w:val="EB283C02E162490FB3442618C87519C0"/>
-    <w:pPr>
-      <w:spacing w:line="278" w:lineRule="auto"/>
-    </w:pPr>
-    <w:rPr>
-      <w:kern w:val="2"/>
-      <w:sz w:val="24"/>
-      <w:szCs w:val="24"/>
-      <w:lang w:val="en-DK" w:eastAsia="en-DK"/>
-      <w14:ligatures w14:val="standardContextual"/>
-    </w:rPr>
-  </w:style>
-  <w:style w:type="paragraph" w:customStyle="1" w:styleId="D3B4CDE6D08B470FA8554AA903758873">
-    <w:name w:val="D3B4CDE6D08B470FA8554AA903758873"/>
-    <w:pPr>
-      <w:spacing w:line="278" w:lineRule="auto"/>
-    </w:pPr>
-    <w:rPr>
-      <w:kern w:val="2"/>
-      <w:sz w:val="24"/>
-      <w:szCs w:val="24"/>
-      <w:lang w:val="en-DK" w:eastAsia="en-DK"/>
-      <w14:ligatures w14:val="standardContextual"/>
-    </w:rPr>
-  </w:style>
-  <w:style w:type="paragraph" w:customStyle="1" w:styleId="2EDC0B0456BC4036ADF2673B5ABA1CAB">
-    <w:name w:val="2EDC0B0456BC4036ADF2673B5ABA1CAB"/>
-    <w:pPr>
-      <w:spacing w:line="278" w:lineRule="auto"/>
-    </w:pPr>
-    <w:rPr>
-      <w:kern w:val="2"/>
-      <w:sz w:val="24"/>
-      <w:szCs w:val="24"/>
-      <w:lang w:val="en-DK" w:eastAsia="en-DK"/>
-      <w14:ligatures w14:val="standardContextual"/>
-    </w:rPr>
-  </w:style>
-  <w:style w:type="paragraph" w:customStyle="1" w:styleId="CE2FCE0B055249F1A3A90428EB019A0E">
-    <w:name w:val="CE2FCE0B055249F1A3A90428EB019A0E"/>
-    <w:pPr>
-      <w:spacing w:line="278" w:lineRule="auto"/>
-    </w:pPr>
-    <w:rPr>
-      <w:kern w:val="2"/>
-      <w:sz w:val="24"/>
-      <w:szCs w:val="24"/>
-      <w:lang w:val="en-DK" w:eastAsia="en-DK"/>
-      <w14:ligatures w14:val="standardContextual"/>
-    </w:rPr>
-  </w:style>
-  <w:style w:type="paragraph" w:customStyle="1" w:styleId="4D3BB48ED55043B590BE4BBB21FD877B">
-    <w:name w:val="4D3BB48ED55043B590BE4BBB21FD877B"/>
-    <w:pPr>
-      <w:spacing w:line="278" w:lineRule="auto"/>
-    </w:pPr>
-    <w:rPr>
-      <w:kern w:val="2"/>
-      <w:sz w:val="24"/>
-      <w:szCs w:val="24"/>
-      <w:lang w:val="en-DK" w:eastAsia="en-DK"/>
+      <w:lang/>
       <w14:ligatures w14:val="standardContextual"/>
     </w:rPr>
   </w:style>
@@ -30514,36 +30364,156 @@
 </ct:contentTypeSchema>
 </file>
 
-<file path=customXml/item2.xml><?xml version="1.0" encoding="utf-8"?>
-<?mso-contentType ?>
-<FormTemplates xmlns="http://schemas.microsoft.com/sharepoint/v3/contenttype/forms">
-  <Display>DocumentLibraryForm</Display>
-  <Edit>DocumentLibraryForm</Edit>
-  <New>DocumentLibraryForm</New>
-</FormTemplates>
+<file path=customXml/item2.xml>��< ? x m l   v e r s i o n = " 1 . 0 "   e n c o d i n g = " u t f - 1 6 " ? > < N a v W o r d R e p o r t X m l P a r t   x m l n s = " u r n : m i c r o s o f t - d y n a m i c s - n a v / r e p o r t s / T e n a n t _ R e p o r t _ D e f a u l t s / 2 0 0 0 0 0 0 0 0 1 / " > + 
+     < B C R e p o r t I n f o r m a t i o n > + 
+         < R e p o r t M e t a d a t a > + 
+             < E x t e n s i o n I d > E x t e n s i o n   I D < / E x t e n s i o n I d > + 
+             < E x t e n s i o n N a m e > E x t e n s i o n   N a m e < / E x t e n s i o n N a m e > + 
+             < E x t e n s i o n P u b l i s h e r > E x t e n s i o n   P u b l i s h e r < / E x t e n s i o n P u b l i s h e r > + 
+             < E x t e n s i o n V e r s i o n > E x t e n s i o n   V e r s i o n < / E x t e n s i o n V e r s i o n > + 
+             < R e p o r t I d > R e p o r t   I D < / R e p o r t I d > + 
+             < R e p o r t N a m e > R e p o r t   N a m e < / R e p o r t N a m e > + 
+             < R e p o r t C a p t i o n > R e p o r t   C a p t i o n < / R e p o r t C a p t i o n > + 
+             < A b o u t T h i s R e p o r t T i t l e > A b o u t   T h i s   R e p o r t   T i t l e < / A b o u t T h i s R e p o r t T i t l e > + 
+             < A b o u t T h i s R e p o r t T e x t > A b o u t   T h i s   R e p o r t   T e x t < / A b o u t T h i s R e p o r t T e x t > + 
+             < R e p o r t H e l p L i n k > R e p o r t   H e l p   L i n k < / R e p o r t H e l p L i n k > + 
+         < / R e p o r t M e t a d a t a > + 
+         < R e p o r t R e q u e s t > + 
+             < T e n a n t E n t r a I d > T e n a n t   E n t r a   I d < / T e n a n t E n t r a I d > + 
+             < E n v i r o n m e n t N a m e > E n v i r o n m e n t   N a m e < / E n v i r o n m e n t N a m e > + 
+             < E n v i r o n m e n t T y p e > E n v i r o n m e n t   T y p e < / E n v i r o n m e n t T y p e > + 
+             < C o m p a n y N a m e > C o m p a n y   N a m e < / C o m p a n y N a m e > + 
+             < C o m p a n y D i s p l a y N a m e > C o m p a n y   D i s p l a y   N a m e < / C o m p a n y D i s p l a y N a m e > + 
+             < C o m p a n y I d > C o m p a n y   I D < / C o m p a n y I d > + 
+             < U s e r N a m e > U s e r   N a m e < / U s e r N a m e > + 
+             < D a t e A n d T i m e > D a t e   a n d   T i m e < / D a t e A n d T i m e > + 
+             < L a n g u a g e > L a n g u a g e < / L a n g u a g e > + 
+             < F o r m a t R e g i o n > F o r m a t   R e g i o n < / F o r m a t R e g i o n > + 
+             < D a t e T i m e V a l u e s > + 
+                 < Y e a r > Y e a r < / Y e a r > + 
+                 < M o n t h N u m b e r > M o n t h   N u m b e r < / M o n t h N u m b e r > + 
+                 < D a y N u m b e r > D a y   N u m b e r < / D a y N u m b e r > + 
+                 < H o u r > H o u r < / H o u r > + 
+                 < M i n u t e > M i n u t e < / M i n u t e > + 
+             < / D a t e T i m e V a l u e s > + 
+         < / R e p o r t R e q u e s t > + 
+         < C o m p a n y M e t a d a t a > + 
+             < C o m p a n y N a m e > C o m p a n y   N a m e < / C o m p a n y N a m e > + 
+             < C o m p a n y D i s p l a y N a m e > C o m p a n y   D i s p l a y   N a m e < / C o m p a n y D i s p l a y N a m e > + 
+             < C o m p a n y A d d r e s s L i n e s > + 
+                 < C o m p a n y A d d r e s s L i n e 1 > C o m p a n y   A d d r e s s   L i n e   1 < / C o m p a n y A d d r e s s L i n e 1 > + 
+                 < C o m p a n y A d d r e s s L i n e 2 > C o m p a n y   A d d r e s s   L i n e   2 < / C o m p a n y A d d r e s s L i n e 2 > + 
+                 < C o m p a n y A d d r e s s L i n e 3 > C o m p a n y   A d d r e s s   L i n e   3 < / C o m p a n y A d d r e s s L i n e 3 > + 
+                 < C o m p a n y A d d r e s s L i n e 4 > C o m p a n y   A d d r e s s   L i n e   4 < / C o m p a n y A d d r e s s L i n e 4 > + 
+                 < C o m p a n y A d d r e s s L i n e 5 > C o m p a n y   A d d r e s s   L i n e   5 < / C o m p a n y A d d r e s s L i n e 5 > + 
+                 < C o m p a n y A d d r e s s L i n e 6 > C o m p a n y   A d d r e s s   L i n e   6 < / C o m p a n y A d d r e s s L i n e 6 > + 
+                 < C o m p a n y A d d r e s s L i n e 7 > C o m p a n y   A d d r e s s   L i n e   7 < / C o m p a n y A d d r e s s L i n e 7 > + 
+                 < C o m p a n y A d d r e s s L i n e 8 > C o m p a n y   A d d r e s s   L i n e   8 < / C o m p a n y A d d r e s s L i n e 8 > + 
+             < / C o m p a n y A d d r e s s L i n e s > + 
+             < C o m p a n y P h o n e > C o m p a n y   P h o n e < / C o m p a n y P h o n e > + 
+             < C o m p a n y P h o n e C a p t i o n > C o m p a n y   P h o n e   C a p t i o n < / C o m p a n y P h o n e C a p t i o n > + 
+             < C o m p a n y F a x N o > C o m p a n y   F a x   N o . < / C o m p a n y F a x N o > + 
+             < C o m p a n y F a x N o C a p t i o n > C o m p a n y   F a x   N o .   C a p t i o n < / C o m p a n y F a x N o C a p t i o n > + 
+             < C o m p a n y E m a i l > C o m p a n y   E m a i l < / C o m p a n y E m a i l > + 
+             < C o m p a n y E m a i l C a p t i o n > C o m p a n y   E m a i l   C a p t i o n < / C o m p a n y E m a i l C a p t i o n > + 
+             < C o m p a n y H o m e P a g e > C o m p a n y   H o m e   P a g e < / C o m p a n y H o m e P a g e > + 
+             < C o m p a n y H o m e P a g e C a p t i o n > C o m p a n y   H o m e   P a g e   C a p t i o n < / C o m p a n y H o m e P a g e C a p t i o n > + 
+             < C o m p a n y L o g o > C o m p a n y   L o g o < / C o m p a n y L o g o > + 
+             < C o m p a n y V A T R e g i s t r a t i o n N o > C o m p a n y   V A T   R e g i s t r a t i o n   N o . < / C o m p a n y V A T R e g i s t r a t i o n N o > + 
+             < C o m p a n y V A T R e g i s t r a t i o n N o C a p t i o n > C o m p a n y   V A T   R e g i s t r a t i o n   N o .   C a p t i o n < / C o m p a n y V A T R e g i s t r a t i o n N o C a p t i o n > + 
+             < C o m p a n y R e g i s t r a t i o n N o > C o m p a n y   R e g i s t r a t i o n   N o . < / C o m p a n y R e g i s t r a t i o n N o > + 
+             < C o m p a n y R e g i s t r a t i o n N o C a p t i o n > C o m p a n y   R e g i s t r a t i o n   N o .   C a p t i o n < / C o m p a n y R e g i s t r a t i o n N o C a p t i o n > + 
+             < C o m p a n y B a n k N a m e > C o m p a n y   B a n k   N a m e < / C o m p a n y B a n k N a m e > + 
+             < C o m p a n y B a n k N a m e C a p t i o n > C o m p a n y   B a n k   N a m e   C a p t i o n < / C o m p a n y B a n k N a m e C a p t i o n > + 
+             < C o m p a n y B a n k A c c o u n t N o > C o m p a n y   B a n k   A c c o u n t   N o . < / C o m p a n y B a n k A c c o u n t N o > + 
+             < C o m p a n y B a n k A c c o u n t N o C a p t i o n > C o m p a n y   B a n k   A c c o u n t   N o .   C a p t i o n < / C o m p a n y B a n k A c c o u n t N o C a p t i o n > + 
+             < C o m p a n y B a n k B r a n c h N o > C o m p a n y   B a n k   B r a n c h   N o . < / C o m p a n y B a n k B r a n c h N o > + 
+             < C o m p a n y B a n k B r a n c h N o C a p t i o n > C o m p a n y   B a n k   B r a n c h   N o .   C a p t i o n < / C o m p a n y B a n k B r a n c h N o C a p t i o n > + 
+             < C o m p a n y I B A N > C o m p a n y   I B A N < / C o m p a n y I B A N > + 
+             < C o m p a n y I B A N C a p t i o n > C o m p a n y   I B A N   C a p t i o n < / C o m p a n y I B A N C a p t i o n > + 
+             < C o m p a n y B a n k S W I F T > C o m p a n y   B a n k   S W I F T < / C o m p a n y B a n k S W I F T > + 
+             < C o m p a n y B a n k S W I F T C a p t i o n > C o m p a n y   B a n k   S W I F T   C a p t i o n < / C o m p a n y B a n k S W I F T C a p t i o n > + 
+             < C o m p a n y G i r o N o > C o m p a n y   G i r o   N o . < / C o m p a n y G i r o N o > + 
+             < C o m p a n y G i r o N o C a p t i o n > C o m p a n y   G i r o   N o .   C a p t i o n < / C o m p a n y G i r o N o C a p t i o n > + 
+         < / C o m p a n y M e t a d a t a > + 
+     < / B C R e p o r t I n f o r m a t i o n > + 
+ < / N a v W o r d R e p o r t X m l P a r t > 
 </file>
 
-<file path=customXml/item3.xml><?xml version="1.0" encoding="utf-8"?>
-<b:Sources xmlns:b="http://schemas.openxmlformats.org/officeDocument/2006/bibliography" xmlns="http://schemas.openxmlformats.org/officeDocument/2006/bibliography" SelectedStyle="\APASixthEditionOfficeOnline.xsl" StyleName="APA" Version="6"/>
-</file>
-
-<file path=customXml/item4.xml><?xml version="1.0" encoding="utf-8"?>
-<p:properties xmlns:p="http://schemas.microsoft.com/office/2006/metadata/properties" xmlns:xsi="http://www.w3.org/2001/XMLSchema-instance" xmlns:pc="http://schemas.microsoft.com/office/infopath/2007/PartnerControls">
-  <documentManagement>
-    <Package xmlns="178f68d8-b893-4efd-8406-fab0f21873e4" xsi:nil="true"/>
-    <lcf76f155ced4ddcb4097134ff3c332f xmlns="178f68d8-b893-4efd-8406-fab0f21873e4">
-      <Terms xmlns="http://schemas.microsoft.com/office/infopath/2007/PartnerControls"/>
-    </lcf76f155ced4ddcb4097134ff3c332f>
-    <_ip_UnifiedCompliancePolicyUIAction xmlns="http://schemas.microsoft.com/sharepoint/v3" xsi:nil="true"/>
-    <TaxCatchAll xmlns="b83e059f-de16-406c-a902-3d56d4e79ec8" xsi:nil="true"/>
-    <Audience xmlns="178f68d8-b893-4efd-8406-fab0f21873e4" xsi:nil="true"/>
-    <_ip_UnifiedCompliancePolicyProperties xmlns="http://schemas.microsoft.com/sharepoint/v3" xsi:nil="true"/>
-    <DocumentType xmlns="178f68d8-b893-4efd-8406-fab0f21873e4" xsi:nil="true"/>
-  </documentManagement>
-</p:properties>
-</file>
-
-<file path=customXml/item5.xml>��< ? x m l   v e r s i o n = " 1 . 0 "   e n c o d i n g = " u t f - 1 6 " ? > < N a v W o r d R e p o r t X m l P a r t   x m l n s = " u r n : m i c r o s o f t - d y n a m i c s - b u s i n e s s c e n t r a l / i n t e r n a l / e x t e n d e d / r e p o r t s / T e n a n t _ R e p o r t _ D e f a u l t s / 2 0 0 0 0 0 0 0 0 1 / " > +<file path=customXml/item3.xml>��< ? x m l   v e r s i o n = " 1 . 0 "   e n c o d i n g = " u t f - 1 6 " ? > < N a v W o r d R e p o r t X m l P a r t   x m l n s = " u r n : m i c r o s o f t - d y n a m i c s - b u s i n e s s c e n t r a l / i n t e r n a l / e x t e n d e d / r e p o r t s / T e n a n t _ R e p o r t _ D e f a u l t s / 2 0 0 0 0 0 0 0 0 1 / " >   
      < B C R e p o r t I n f o r m a t i o n >   
@@ -30694,153 +30664,33 @@
  < / N a v W o r d R e p o r t X m l P a r t > 
 </file>
 
-<file path=customXml/item6.xml>��< ? x m l   v e r s i o n = " 1 . 0 "   e n c o d i n g = " u t f - 1 6 " ? > < N a v W o r d R e p o r t X m l P a r t   x m l n s = " u r n : m i c r o s o f t - d y n a m i c s - n a v / r e p o r t s / T e n a n t _ R e p o r t _ D e f a u l t s / 2 0 0 0 0 0 0 0 0 1 / " > - 
-     < B C R e p o r t I n f o r m a t i o n > - 
-         < R e p o r t M e t a d a t a > - 
-             < E x t e n s i o n I d > E x t e n s i o n   I D < / E x t e n s i o n I d > - 
-             < E x t e n s i o n N a m e > E x t e n s i o n   N a m e < / E x t e n s i o n N a m e > - 
-             < E x t e n s i o n P u b l i s h e r > E x t e n s i o n   P u b l i s h e r < / E x t e n s i o n P u b l i s h e r > - 
-             < E x t e n s i o n V e r s i o n > E x t e n s i o n   V e r s i o n < / E x t e n s i o n V e r s i o n > - 
-             < R e p o r t I d > R e p o r t   I D < / R e p o r t I d > - 
-             < R e p o r t N a m e > R e p o r t   N a m e < / R e p o r t N a m e > - 
-             < R e p o r t C a p t i o n > R e p o r t   C a p t i o n < / R e p o r t C a p t i o n > - 
-             < A b o u t T h i s R e p o r t T i t l e > A b o u t   T h i s   R e p o r t   T i t l e < / A b o u t T h i s R e p o r t T i t l e > - 
-             < A b o u t T h i s R e p o r t T e x t > A b o u t   T h i s   R e p o r t   T e x t < / A b o u t T h i s R e p o r t T e x t > - 
-             < R e p o r t H e l p L i n k > R e p o r t   H e l p   L i n k < / R e p o r t H e l p L i n k > - 
-         < / R e p o r t M e t a d a t a > - 
-         < R e p o r t R e q u e s t > - 
-             < T e n a n t E n t r a I d > T e n a n t   E n t r a   I d < / T e n a n t E n t r a I d > - 
-             < E n v i r o n m e n t N a m e > E n v i r o n m e n t   N a m e < / E n v i r o n m e n t N a m e > - 
-             < E n v i r o n m e n t T y p e > E n v i r o n m e n t   T y p e < / E n v i r o n m e n t T y p e > - 
-             < C o m p a n y N a m e > C o m p a n y   N a m e < / C o m p a n y N a m e > - 
-             < C o m p a n y D i s p l a y N a m e > C o m p a n y   D i s p l a y   N a m e < / C o m p a n y D i s p l a y N a m e > - 
-             < C o m p a n y I d > C o m p a n y   I D < / C o m p a n y I d > - 
-             < U s e r N a m e > U s e r   N a m e < / U s e r N a m e > - 
-             < D a t e A n d T i m e > D a t e   a n d   T i m e < / D a t e A n d T i m e > - 
-             < L a n g u a g e > L a n g u a g e < / L a n g u a g e > - 
-             < F o r m a t R e g i o n > F o r m a t   R e g i o n < / F o r m a t R e g i o n > - 
-             < D a t e T i m e V a l u e s > - 
-                 < Y e a r > Y e a r < / Y e a r > - 
-                 < M o n t h N u m b e r > M o n t h   N u m b e r < / M o n t h N u m b e r > - 
-                 < D a y N u m b e r > D a y   N u m b e r < / D a y N u m b e r > - 
-                 < H o u r > H o u r < / H o u r > - 
-                 < M i n u t e > M i n u t e < / M i n u t e > - 
-             < / D a t e T i m e V a l u e s > - 
-         < / R e p o r t R e q u e s t > - 
-         < C o m p a n y M e t a d a t a > - 
-             < C o m p a n y N a m e > C o m p a n y   N a m e < / C o m p a n y N a m e > - 
-             < C o m p a n y D i s p l a y N a m e > C o m p a n y   D i s p l a y   N a m e < / C o m p a n y D i s p l a y N a m e > - 
-             < C o m p a n y A d d r e s s L i n e s > - 
-                 < C o m p a n y A d d r e s s L i n e 1 > C o m p a n y   A d d r e s s   L i n e   1 < / C o m p a n y A d d r e s s L i n e 1 > - 
-                 < C o m p a n y A d d r e s s L i n e 2 > C o m p a n y   A d d r e s s   L i n e   2 < / C o m p a n y A d d r e s s L i n e 2 > - 
-                 < C o m p a n y A d d r e s s L i n e 3 > C o m p a n y   A d d r e s s   L i n e   3 < / C o m p a n y A d d r e s s L i n e 3 > - 
-                 < C o m p a n y A d d r e s s L i n e 4 > C o m p a n y   A d d r e s s   L i n e   4 < / C o m p a n y A d d r e s s L i n e 4 > - 
-                 < C o m p a n y A d d r e s s L i n e 5 > C o m p a n y   A d d r e s s   L i n e   5 < / C o m p a n y A d d r e s s L i n e 5 > - 
-                 < C o m p a n y A d d r e s s L i n e 6 > C o m p a n y   A d d r e s s   L i n e   6 < / C o m p a n y A d d r e s s L i n e 6 > - 
-                 < C o m p a n y A d d r e s s L i n e 7 > C o m p a n y   A d d r e s s   L i n e   7 < / C o m p a n y A d d r e s s L i n e 7 > - 
-                 < C o m p a n y A d d r e s s L i n e 8 > C o m p a n y   A d d r e s s   L i n e   8 < / C o m p a n y A d d r e s s L i n e 8 > - 
-             < / C o m p a n y A d d r e s s L i n e s > - 
-             < C o m p a n y P h o n e > C o m p a n y   P h o n e < / C o m p a n y P h o n e > - 
-             < C o m p a n y P h o n e C a p t i o n > C o m p a n y   P h o n e   C a p t i o n < / C o m p a n y P h o n e C a p t i o n > - 
-             < C o m p a n y F a x N o > C o m p a n y   F a x   N o . < / C o m p a n y F a x N o > - 
-             < C o m p a n y F a x N o C a p t i o n > C o m p a n y   F a x   N o .   C a p t i o n < / C o m p a n y F a x N o C a p t i o n > - 
-             < C o m p a n y E m a i l > C o m p a n y   E m a i l < / C o m p a n y E m a i l > - 
-             < C o m p a n y E m a i l C a p t i o n > C o m p a n y   E m a i l   C a p t i o n < / C o m p a n y E m a i l C a p t i o n > - 
-             < C o m p a n y H o m e P a g e > C o m p a n y   H o m e   P a g e < / C o m p a n y H o m e P a g e > - 
-             < C o m p a n y H o m e P a g e C a p t i o n > C o m p a n y   H o m e   P a g e   C a p t i o n < / C o m p a n y H o m e P a g e C a p t i o n > - 
-             < C o m p a n y L o g o > C o m p a n y   L o g o < / C o m p a n y L o g o > - 
-             < C o m p a n y V A T R e g i s t r a t i o n N o > C o m p a n y   V A T   R e g i s t r a t i o n   N o . < / C o m p a n y V A T R e g i s t r a t i o n N o > - 
-             < C o m p a n y V A T R e g i s t r a t i o n N o C a p t i o n > C o m p a n y   V A T   R e g i s t r a t i o n   N o .   C a p t i o n < / C o m p a n y V A T R e g i s t r a t i o n N o C a p t i o n > - 
-             < C o m p a n y R e g i s t r a t i o n N o > C o m p a n y   R e g i s t r a t i o n   N o . < / C o m p a n y R e g i s t r a t i o n N o > - 
-             < C o m p a n y R e g i s t r a t i o n N o C a p t i o n > C o m p a n y   R e g i s t r a t i o n   N o .   C a p t i o n < / C o m p a n y R e g i s t r a t i o n N o C a p t i o n > - 
-             < C o m p a n y B a n k N a m e > C o m p a n y   B a n k   N a m e < / C o m p a n y B a n k N a m e > - 
-             < C o m p a n y B a n k N a m e C a p t i o n > C o m p a n y   B a n k   N a m e   C a p t i o n < / C o m p a n y B a n k N a m e C a p t i o n > - 
-             < C o m p a n y B a n k A c c o u n t N o > C o m p a n y   B a n k   A c c o u n t   N o . < / C o m p a n y B a n k A c c o u n t N o > - 
-             < C o m p a n y B a n k A c c o u n t N o C a p t i o n > C o m p a n y   B a n k   A c c o u n t   N o .   C a p t i o n < / C o m p a n y B a n k A c c o u n t N o C a p t i o n > - 
-             < C o m p a n y B a n k B r a n c h N o > C o m p a n y   B a n k   B r a n c h   N o . < / C o m p a n y B a n k B r a n c h N o > - 
-             < C o m p a n y B a n k B r a n c h N o C a p t i o n > C o m p a n y   B a n k   B r a n c h   N o .   C a p t i o n < / C o m p a n y B a n k B r a n c h N o C a p t i o n > - 
-             < C o m p a n y I B A N > C o m p a n y   I B A N < / C o m p a n y I B A N > - 
-             < C o m p a n y I B A N C a p t i o n > C o m p a n y   I B A N   C a p t i o n < / C o m p a n y I B A N C a p t i o n > - 
-             < C o m p a n y B a n k S W I F T > C o m p a n y   B a n k   S W I F T < / C o m p a n y B a n k S W I F T > - 
-             < C o m p a n y B a n k S W I F T C a p t i o n > C o m p a n y   B a n k   S W I F T   C a p t i o n < / C o m p a n y B a n k S W I F T C a p t i o n > - 
-             < C o m p a n y G i r o N o > C o m p a n y   G i r o   N o . < / C o m p a n y G i r o N o > - 
-             < C o m p a n y G i r o N o C a p t i o n > C o m p a n y   G i r o   N o .   C a p t i o n < / C o m p a n y G i r o N o C a p t i o n > - 
-         < / C o m p a n y M e t a d a t a > - 
-     < / B C R e p o r t I n f o r m a t i o n > - 
- < / N a v W o r d R e p o r t X m l P a r t > 
+<file path=customXml/item4.xml><?xml version="1.0" encoding="utf-8"?>
+<p:properties xmlns:p="http://schemas.microsoft.com/office/2006/metadata/properties" xmlns:xsi="http://www.w3.org/2001/XMLSchema-instance" xmlns:pc="http://schemas.microsoft.com/office/infopath/2007/PartnerControls">
+  <documentManagement>
+    <Package xmlns="178f68d8-b893-4efd-8406-fab0f21873e4" xsi:nil="true"/>
+    <lcf76f155ced4ddcb4097134ff3c332f xmlns="178f68d8-b893-4efd-8406-fab0f21873e4">
+      <Terms xmlns="http://schemas.microsoft.com/office/infopath/2007/PartnerControls"/>
+    </lcf76f155ced4ddcb4097134ff3c332f>
+    <_ip_UnifiedCompliancePolicyUIAction xmlns="http://schemas.microsoft.com/sharepoint/v3" xsi:nil="true"/>
+    <TaxCatchAll xmlns="b83e059f-de16-406c-a902-3d56d4e79ec8" xsi:nil="true"/>
+    <Audience xmlns="178f68d8-b893-4efd-8406-fab0f21873e4" xsi:nil="true"/>
+    <_ip_UnifiedCompliancePolicyProperties xmlns="http://schemas.microsoft.com/sharepoint/v3" xsi:nil="true"/>
+    <DocumentType xmlns="178f68d8-b893-4efd-8406-fab0f21873e4" xsi:nil="true"/>
+  </documentManagement>
+</p:properties>
+</file>
+
+<file path=customXml/item5.xml><?xml version="1.0" encoding="utf-8"?>
+<b:Sources xmlns:b="http://schemas.openxmlformats.org/officeDocument/2006/bibliography" xmlns="http://schemas.openxmlformats.org/officeDocument/2006/bibliography" SelectedStyle="\APASixthEditionOfficeOnline.xsl" StyleName="APA" Version="6"/>
+</file>
+
+<file path=customXml/item6.xml><?xml version="1.0" encoding="utf-8"?>
+<?mso-contentType ?>
+<FormTemplates xmlns="http://schemas.microsoft.com/sharepoint/v3/contenttype/forms">
+  <Display>DocumentLibraryForm</Display>
+  <Edit>DocumentLibraryForm</Edit>
+  <New>DocumentLibraryForm</New>
+</FormTemplates>
 </file>
 
 <file path=customXml/itemProps1.xml><?xml version="1.0" encoding="utf-8"?>
@@ -30864,17 +30714,17 @@
 </file>
 
 <file path=customXml/itemProps2.xml><?xml version="1.0" encoding="utf-8"?>
-<ds:datastoreItem xmlns:ds="http://schemas.openxmlformats.org/officeDocument/2006/customXml" ds:itemID="{7CC52CC2-6B2C-4678-8691-42DFC72C4056}">
+<ds:datastoreItem xmlns:ds="http://schemas.openxmlformats.org/officeDocument/2006/customXml" ds:itemID="{6DC8906F-A488-4683-8FC0-899579A07FD1}">
   <ds:schemaRefs>
-    <ds:schemaRef ds:uri="http://schemas.microsoft.com/sharepoint/v3/contenttype/forms"/>
+    <ds:schemaRef ds:uri="urn:microsoft-dynamics-nav/reports/Tenant_Report_Defaults/2000000001/"/>
   </ds:schemaRefs>
 </ds:datastoreItem>
 </file>
 
 <file path=customXml/itemProps3.xml><?xml version="1.0" encoding="utf-8"?>
-<ds:datastoreItem xmlns:ds="http://schemas.openxmlformats.org/officeDocument/2006/customXml" ds:itemID="{89DB96BF-8133-438A-AAD3-A3C21079AEB1}">
+<ds:datastoreItem xmlns:ds="http://schemas.openxmlformats.org/officeDocument/2006/customXml" ds:itemID="{2E9F965D-2039-4C70-B7AC-B0AD0680F72F}">
   <ds:schemaRefs>
-    <ds:schemaRef ds:uri="http://schemas.openxmlformats.org/officeDocument/2006/bibliography"/>
+    <ds:schemaRef ds:uri="urn:microsoft-dynamics-businesscentral/internal/extended/reports/Tenant_Report_Defaults/2000000001/"/>
   </ds:schemaRefs>
 </ds:datastoreItem>
 </file>
@@ -30892,17 +30742,17 @@
 </file>
 
 <file path=customXml/itemProps5.xml><?xml version="1.0" encoding="utf-8"?>
-<ds:datastoreItem xmlns:ds="http://schemas.openxmlformats.org/officeDocument/2006/customXml" ds:itemID="{2E9F965D-2039-4C70-B7AC-B0AD0680F72F}">
+<ds:datastoreItem xmlns:ds="http://schemas.openxmlformats.org/officeDocument/2006/customXml" ds:itemID="{89DB96BF-8133-438A-AAD3-A3C21079AEB1}">
   <ds:schemaRefs>
-    <ds:schemaRef ds:uri="urn:microsoft-dynamics-businesscentral/internal/extended/reports/Tenant_Report_Defaults/2000000001/"/>
+    <ds:schemaRef ds:uri="http://schemas.openxmlformats.org/officeDocument/2006/bibliography"/>
   </ds:schemaRefs>
 </ds:datastoreItem>
 </file>
 
 <file path=customXml/itemProps6.xml><?xml version="1.0" encoding="utf-8"?>
-<ds:datastoreItem xmlns:ds="http://schemas.openxmlformats.org/officeDocument/2006/customXml" ds:itemID="{6DC8906F-A488-4683-8FC0-899579A07FD1}">
+<ds:datastoreItem xmlns:ds="http://schemas.openxmlformats.org/officeDocument/2006/customXml" ds:itemID="{7CC52CC2-6B2C-4678-8691-42DFC72C4056}">
   <ds:schemaRefs>
-    <ds:schemaRef ds:uri="urn:microsoft-dynamics-nav/reports/Tenant_Report_Defaults/2000000001/"/>
+    <ds:schemaRef ds:uri="http://schemas.microsoft.com/sharepoint/v3/contenttype/forms"/>
   </ds:schemaRefs>
 </ds:datastoreItem>
 </file>

--- a/src/Layers/W1/BaseApp/Foundation/Reporting/ReportParts/HeaderFooterDesign/InternalDefault.docx
+++ b/src/Layers/W1/BaseApp/Foundation/Reporting/ReportParts/HeaderFooterDesign/InternalDefault.docx
@@ -143,7 +143,7 @@
           <w:placeholder>
             <w:docPart w:val="852D8663B36A444B9417763DF163D07D"/>
           </w:placeholder>
-          <w:dataBinding w:prefixMappings="&lt;xmlns:ns0='urn:microsoft-dynamics-nav/reports/Tenant_Report_Defaults/2000000001/' " w:xpath="/ns0:NavWordReportXmlPart[1]/ns0:BCReportInformation[1]/ns0:ReportMetadata[1]/ns0:ReportCaption[1]" w:storeItemID="{00000000-0000-0000-0000-000000000000}"/>
+          <w:dataBinding w:prefixMappings="xmlns:ns0='urn:microsoft-dynamics-nav/reports/Tenant_Report_Defaults/2000000001/'" w:xpath="/ns0:NavWordReportXmlPart[1]/ns0:BCReportInformation[1]/ns0:ReportMetadata[1]/ns0:ReportCaption[1]" w:storeItemID="{00000000-0000-0000-0000-000000000000}"/>
           <w15:color w:val="808080"/>
           <w:text/>
         </w:sdtPr>
@@ -179,7 +179,7 @@
               <w:placeholder>
                 <w:docPart w:val="605D149EA44C46D6B18C2A902EDBA438"/>
               </w:placeholder>
-              <w:dataBinding w:prefixMappings="&lt;xmlns:ns0='urn:microsoft-dynamics-nav/reports/Tenant_Report_Defaults/2000000001/' " w:xpath="/ns0:NavWordReportXmlPart[1]/ns0:BCReportInformation[1]/ns0:ReportRequest[1]/ns0:CompanyName[1]" w:storeItemID="{00000000-0000-0000-0000-000000000000}"/>
+              <w:dataBinding w:prefixMappings="xmlns:ns0='urn:microsoft-dynamics-nav/reports/Tenant_Report_Defaults/2000000001/'" w:xpath="/ns0:NavWordReportXmlPart[1]/ns0:BCReportInformation[1]/ns0:ReportRequest[1]/ns0:CompanyName[1]" w:storeItemID="{00000000-0000-0000-0000-000000000000}"/>
               <w15:color w:val="808080"/>
               <w:text/>
             </w:sdtPr>
@@ -286,7 +286,7 @@
           <w:placeholder>
             <w:docPart w:val="EB283C02E162490FB3442618C87519C0"/>
           </w:placeholder>
-          <w:dataBinding w:prefixMappings="&lt;xmlns:ns0='urn:microsoft-dynamics-nav/reports/Tenant_Report_Defaults/2000000001/' " w:xpath="/ns0:NavWordReportXmlPart[1]/ns0:BCReportInformation[1]/ns0:ReportMetadata[1]/ns0:ReportCaption[1]" w:storeItemID="{00000000-0000-0000-0000-000000000000}"/>
+          <w:dataBinding w:prefixMappings="xmlns:ns0='urn:microsoft-dynamics-nav/reports/Tenant_Report_Defaults/2000000001/'" w:xpath="/ns0:NavWordReportXmlPart[1]/ns0:BCReportInformation[1]/ns0:ReportMetadata[1]/ns0:ReportCaption[1]" w:storeItemID="{00000000-0000-0000-0000-000000000000}"/>
           <w15:color w:val="808080"/>
           <w:text/>
         </w:sdtPr>
@@ -398,7 +398,7 @@
               <w:placeholder>
                 <w:docPart w:val="D3B4CDE6D08B470FA8554AA903758873"/>
               </w:placeholder>
-              <w:dataBinding w:prefixMappings="&lt;xmlns:ns0='urn:microsoft-dynamics-nav/reports/Tenant_Report_Defaults/2000000001/' " w:xpath="/ns0:NavWordReportXmlPart[1]/ns0:BCReportInformation[1]/ns0:ReportRequest[1]/ns0:CompanyName[1]" w:storeItemID="{00000000-0000-0000-0000-000000000000}"/>
+              <w:dataBinding w:prefixMappings="xmlns:ns0='urn:microsoft-dynamics-nav/reports/Tenant_Report_Defaults/2000000001/'" w:xpath="/ns0:NavWordReportXmlPart[1]/ns0:BCReportInformation[1]/ns0:ReportRequest[1]/ns0:CompanyName[1]" w:storeItemID="{00000000-0000-0000-0000-000000000000}"/>
               <w15:color w:val="808080"/>
               <w:text/>
             </w:sdtPr>
@@ -445,7 +445,7 @@
               <w:placeholder>
                 <w:docPart w:val="4D3BB48ED55043B590BE4BBB21FD877B"/>
               </w:placeholder>
-              <w:dataBinding w:prefixMappings="&lt;xmlns:ns0='urn:microsoft-dynamics-nav/reports/Tenant_Report_Defaults/2000000001/' " w:xpath="/ns0:NavWordReportXmlPart[1]/ns0:BCReportInformation[1]/ns0:ReportRequest[1]/ns0:UserName[1]" w:storeItemID="{00000000-0000-0000-0000-000000000000}"/>
+              <w:dataBinding w:prefixMappings="xmlns:ns0='urn:microsoft-dynamics-nav/reports/Tenant_Report_Defaults/2000000001/'" w:xpath="/ns0:NavWordReportXmlPart[1]/ns0:BCReportInformation[1]/ns0:ReportRequest[1]/ns0:UserName[1]" w:storeItemID="{00000000-0000-0000-0000-000000000000}"/>
               <w15:color w:val="808080"/>
               <w:text/>
             </w:sdtPr>

--- a/src/Layers/W1/BaseApp/Foundation/Reporting/ReportParts/HeaderFooterDesign/InternalDefault.docx
+++ b/src/Layers/W1/BaseApp/Foundation/Reporting/ReportParts/HeaderFooterDesign/InternalDefault.docx
@@ -153,10 +153,14 @@
               <w:tcW w:w="2358" w:type="pct"/>
             </w:tcPr>
             <w:p>
-              <w:pPr>
-                <w:pStyle w:val="BCLabel"/>
-              </w:pPr>
+              <w:pPr/>
               <w:r>
+                <w:rPr>
+                  <w:rFonts w:asciiTheme="majorHAnsi" w:eastAsiaTheme="majorEastAsia" w:hAnsiTheme="majorHAnsi" w:cstheme="majorBidi"/>
+                  <w:color w:val="242424" w:themeColor="text1"/>
+                  <w:sz w:val="16"/>
+                  <w:szCs w:val="16"/>
+                </w:rPr>
                 <w:t>Report Caption</w:t>
               </w:r>
             </w:p>
@@ -1109,7 +1113,6 @@
     <w:lvl w:ilvl="0">
       <w:start w:val="1"/>
       <w:numFmt w:val="bullet"/>
-      <w:pStyle w:val="BCNoteBullet"/>
       <w:lvlText w:val=""/>
       <w:lvlJc w:val="left"/>
       <w:pPr>
@@ -28633,7 +28636,6 @@
   <w:style w:type="paragraph" w:customStyle="1" w:styleId="Barcode">
     <w:name w:val="Barcode"/>
     <w:basedOn w:val="Heading1"/>
-    <w:link w:val="BarcodeChar"/>
     <w:qFormat/>
     <w:rsid w:val="00E77C9A"/>
     <w:pPr>
@@ -28642,94 +28644,16 @@
     </w:pPr>
     <w:rPr>
       <w:rFonts w:ascii="IDAutomationHC39M" w:hAnsi="IDAutomationHC39M"/>
-    </w:rPr>
-  </w:style>
-  <w:style w:type="character" w:customStyle="1" w:styleId="BarcodeChar">
-    <w:name w:val="Barcode Char"/>
-    <w:basedOn w:val="Heading1Char"/>
-    <w:link w:val="Barcode"/>
-    <w:rsid w:val="00E77C9A"/>
-    <w:rPr>
-      <w:rFonts w:ascii="IDAutomationHC39M" w:eastAsiaTheme="majorEastAsia" w:hAnsi="IDAutomationHC39M" w:cstheme="majorBidi"/>
-      <w:b/>
-      <w:color w:val="242424" w:themeColor="text1"/>
-      <w:kern w:val="2"/>
-      <w:sz w:val="16"/>
-      <w:szCs w:val="40"/>
-      <w14:ligatures w14:val="standardContextual"/>
     </w:rPr>
   </w:style>
   <w:style w:type="paragraph" w:customStyle="1" w:styleId="QRCode">
     <w:name w:val="QR Code"/>
     <w:basedOn w:val="Barcode"/>
-    <w:link w:val="QRCodeChar"/>
     <w:qFormat/>
     <w:rsid w:val="00E77C9A"/>
     <w:rPr>
       <w:rFonts w:ascii="IDAutomation2D" w:hAnsi="IDAutomation2D"/>
     </w:rPr>
-  </w:style>
-  <w:style w:type="character" w:customStyle="1" w:styleId="QRCodeChar">
-    <w:name w:val="QR Code Char"/>
-    <w:basedOn w:val="BarcodeChar"/>
-    <w:link w:val="QRCode"/>
-    <w:rsid w:val="00E77C9A"/>
-    <w:rPr>
-      <w:rFonts w:ascii="IDAutomation2D" w:eastAsiaTheme="majorEastAsia" w:hAnsi="IDAutomation2D" w:cstheme="majorBidi"/>
-      <w:b/>
-      <w:color w:val="242424" w:themeColor="text1"/>
-      <w:kern w:val="2"/>
-      <w:sz w:val="16"/>
-      <w:szCs w:val="40"/>
-      <w14:ligatures w14:val="standardContextual"/>
-    </w:rPr>
-  </w:style>
-  <w:style w:type="paragraph" w:customStyle="1" w:styleId="BCLabel">
-    <w:name w:val="BC Label"/>
-    <w:basedOn w:val="NoSpacing"/>
-    <w:next w:val="Normal"/>
-    <w:uiPriority w:val="2"/>
-    <w:rsid w:val="00366559"/>
-    <w:pPr>
-      <w:keepNext/>
-    </w:pPr>
-    <w:rPr>
-      <w:rFonts w:asciiTheme="majorHAnsi" w:eastAsiaTheme="majorEastAsia" w:hAnsiTheme="majorHAnsi" w:cstheme="majorBidi"/>
-    </w:rPr>
-  </w:style>
-  <w:style w:type="paragraph" w:customStyle="1" w:styleId="BCLabelNumber">
-    <w:name w:val="BC Label Number"/>
-    <w:basedOn w:val="BCLabel"/>
-    <w:next w:val="Normal"/>
-    <w:uiPriority w:val="2"/>
-    <w:rsid w:val="00366559"/>
-    <w:rPr>
-      <w14:numSpacing w14:val="tabular"/>
-    </w:rPr>
-  </w:style>
-  <w:style w:type="paragraph" w:customStyle="1" w:styleId="BCNumber">
-    <w:name w:val="BC Number"/>
-    <w:basedOn w:val="NoSpacing"/>
-    <w:next w:val="Normal"/>
-    <w:uiPriority w:val="2"/>
-    <w:rsid w:val="00366559"/>
-    <w:rPr>
-      <w14:numSpacing w14:val="tabular"/>
-    </w:rPr>
-  </w:style>
-  <w:style w:type="paragraph" w:customStyle="1" w:styleId="BCNoteBullet">
-    <w:name w:val="BC Note Bullet"/>
-    <w:basedOn w:val="Quote"/>
-    <w:next w:val="Normal"/>
-    <w:uiPriority w:val="2"/>
-    <w:rsid w:val="00366559"/>
-    <w:pPr>
-      <w:numPr>
-        <w:numId w:val="15"/>
-      </w:numPr>
-      <w:spacing w:before="0" w:after="0" w:line="240" w:lineRule="auto"/>
-      <w:ind w:left="227" w:hanging="227"/>
-    </w:pPr>
   </w:style>
   <w:style w:type="table" w:customStyle="1" w:styleId="BCBlockTable">
     <w:name w:val="BC Block Table"/>

--- a/src/Layers/W1/BaseApp/Foundation/Reporting/ReportParts/HeaderFooterDesign/InternalDefault.docx
+++ b/src/Layers/W1/BaseApp/Foundation/Reporting/ReportParts/HeaderFooterDesign/InternalDefault.docx
@@ -19,7 +19,7 @@
       <w:headerReference w:type="first" r:id="rId17"/>
       <w:footerReference w:type="first" r:id="rId18"/>
       <w:pgSz w:w="11907" w:h="16839" w:code="9"/>
-      <w:pgMar w:top="576" w:right="706" w:bottom="576" w:left="706" w:header="567" w:footer="102" w:gutter="0"/>
+      <w:pgMar w:top="576" w:right="706" w:bottom="576" w:left="706" w:header="288" w:footer="288" w:gutter="0"/>
       <w:cols w:space="708"/>
       <w:titlePg/>
       <w:docGrid w:linePitch="360"/>
@@ -143,7 +143,7 @@
           <w:placeholder>
             <w:docPart w:val="852D8663B36A444B9417763DF163D07D"/>
           </w:placeholder>
-          <w:dataBinding w:prefixMappings="xmlns:ns0='urn:microsoft-dynamics-nav/reports/Tenant_Report_Defaults/2000000001/'" w:xpath="/ns0:NavWordReportXmlPart[1]/ns0:BCReportInformation[1]/ns0:ReportMetadata[1]/ns0:ReportCaption[1]" w:storeItemID="{00000000-0000-0000-0000-000000000000}"/>
+          <w:dataBinding w:prefixMappings="xmlns:ns0='urn:microsoft-dynamics-nav/reports/Tenant_Report_Defaults/2000000001/' " w:xpath="/ns0:NavWordReportXmlPart[1]/ns0:BCReportInformation[1]/ns0:ReportMetadata[1]/ns0:ReportCaption[1]" w:storeItemID="{6DC8906F-A488-4683-8FC0-899579A07FD1}"/>
           <w15:color w:val="808080"/>
           <w:text/>
         </w:sdtPr>
@@ -156,7 +156,7 @@
               <w:pPr/>
               <w:r>
                 <w:rPr>
-                  <w:rFonts w:asciiTheme="majorHAnsi" w:eastAsiaTheme="majorEastAsia" w:hAnsiTheme="majorHAnsi" w:cstheme="majorBidi"/>
+                  <w:rFonts w:asciiTheme="majorHAnsi" w:hAnsiTheme="majorHAnsi" w:eastAsiaTheme="majorEastAsia" w:cstheme="majorBidi"/>
                   <w:color w:val="242424" w:themeColor="text1"/>
                   <w:sz w:val="16"/>
                   <w:szCs w:val="16"/>
@@ -183,7 +183,7 @@
               <w:placeholder>
                 <w:docPart w:val="605D149EA44C46D6B18C2A902EDBA438"/>
               </w:placeholder>
-              <w:dataBinding w:prefixMappings="xmlns:ns0='urn:microsoft-dynamics-nav/reports/Tenant_Report_Defaults/2000000001/'" w:xpath="/ns0:NavWordReportXmlPart[1]/ns0:BCReportInformation[1]/ns0:ReportRequest[1]/ns0:CompanyName[1]" w:storeItemID="{00000000-0000-0000-0000-000000000000}"/>
+              <w:dataBinding w:prefixMappings="xmlns:ns0='urn:microsoft-dynamics-nav/reports/Tenant_Report_Defaults/2000000001/' " w:xpath="/ns0:NavWordReportXmlPart[1]/ns0:BCReportInformation[1]/ns0:ReportRequest[1]/ns0:CompanyName[1]" w:storeItemID="{6DC8906F-A488-4683-8FC0-899579A07FD1}"/>
               <w15:color w:val="808080"/>
               <w:text/>
             </w:sdtPr>
@@ -290,7 +290,7 @@
           <w:placeholder>
             <w:docPart w:val="EB283C02E162490FB3442618C87519C0"/>
           </w:placeholder>
-          <w:dataBinding w:prefixMappings="xmlns:ns0='urn:microsoft-dynamics-nav/reports/Tenant_Report_Defaults/2000000001/'" w:xpath="/ns0:NavWordReportXmlPart[1]/ns0:BCReportInformation[1]/ns0:ReportMetadata[1]/ns0:ReportCaption[1]" w:storeItemID="{00000000-0000-0000-0000-000000000000}"/>
+          <w:dataBinding w:prefixMappings="xmlns:ns0='urn:microsoft-dynamics-nav/reports/Tenant_Report_Defaults/2000000001/' " w:xpath="/ns0:NavWordReportXmlPart[1]/ns0:BCReportInformation[1]/ns0:ReportMetadata[1]/ns0:ReportCaption[1]" w:storeItemID="{6DC8906F-A488-4683-8FC0-899579A07FD1}"/>
           <w15:color w:val="808080"/>
           <w:text/>
         </w:sdtPr>
@@ -402,7 +402,7 @@
               <w:placeholder>
                 <w:docPart w:val="D3B4CDE6D08B470FA8554AA903758873"/>
               </w:placeholder>
-              <w:dataBinding w:prefixMappings="xmlns:ns0='urn:microsoft-dynamics-nav/reports/Tenant_Report_Defaults/2000000001/'" w:xpath="/ns0:NavWordReportXmlPart[1]/ns0:BCReportInformation[1]/ns0:ReportRequest[1]/ns0:CompanyName[1]" w:storeItemID="{00000000-0000-0000-0000-000000000000}"/>
+              <w:dataBinding w:prefixMappings="xmlns:ns0='urn:microsoft-dynamics-nav/reports/Tenant_Report_Defaults/2000000001/' " w:xpath="/ns0:NavWordReportXmlPart[1]/ns0:BCReportInformation[1]/ns0:ReportRequest[1]/ns0:CompanyName[1]" w:storeItemID="{6DC8906F-A488-4683-8FC0-899579A07FD1}"/>
               <w15:color w:val="808080"/>
               <w:text/>
             </w:sdtPr>
@@ -449,7 +449,7 @@
               <w:placeholder>
                 <w:docPart w:val="4D3BB48ED55043B590BE4BBB21FD877B"/>
               </w:placeholder>
-              <w:dataBinding w:prefixMappings="xmlns:ns0='urn:microsoft-dynamics-nav/reports/Tenant_Report_Defaults/2000000001/'" w:xpath="/ns0:NavWordReportXmlPart[1]/ns0:BCReportInformation[1]/ns0:ReportRequest[1]/ns0:UserName[1]" w:storeItemID="{00000000-0000-0000-0000-000000000000}"/>
+              <w:dataBinding w:prefixMappings="xmlns:ns0='urn:microsoft-dynamics-nav/reports/Tenant_Report_Defaults/2000000001/' " w:xpath="/ns0:NavWordReportXmlPart[1]/ns0:BCReportInformation[1]/ns0:ReportRequest[1]/ns0:UserName[1]" w:storeItemID="{6DC8906F-A488-4683-8FC0-899579A07FD1}"/>
               <w15:color w:val="808080"/>
               <w:text/>
             </w:sdtPr>
